--- a/backend/data/seed/resumes/e92bbb6c-8b39-5480-8a27-a6de20e54e72.docx
+++ b/backend/data/seed/resumes/e92bbb6c-8b39-5480-8a27-a6de20e54e72.docx
@@ -91,7 +91,7 @@
     </w:p>
     <w:p>
       <w:r>
-        <w:t>BA Business</w:t>
+        <w:t>BSc Computer Science</w:t>
       </w:r>
     </w:p>
     <w:p/>
